--- a/a7/packages/A7 Unit 4 - Solving Problems with Rational Numbers/Question Banks/A7 4.02  Question Bank.docx
+++ b/a7/packages/A7 Unit 4 - Solving Problems with Rational Numbers/Question Banks/A7 4.02  Question Bank.docx
@@ -1941,7 +1941,7 @@
             <w:r>
               <w:drawing>
                 <wp:inline xmlns:a="http://schemas.openxmlformats.org/drawingml/2006/main" xmlns:pic="http://schemas.openxmlformats.org/drawingml/2006/picture">
-                  <wp:extent cx="530352" cy="149352"/>
+                  <wp:extent cx="533400" cy="149352"/>
                   <wp:docPr id="21" name="Picture 21"/>
                   <wp:cNvGraphicFramePr>
                     <a:graphicFrameLocks noChangeAspect="1"/>
@@ -1950,7 +1950,7 @@
                     <a:graphicData uri="http://schemas.openxmlformats.org/drawingml/2006/picture">
                       <pic:pic>
                         <pic:nvPicPr>
-                          <pic:cNvPr id="0" name="477b0b7a41b22dbc.png"/>
+                          <pic:cNvPr id="0" name="8bc3b5e4a9c7a38f.png"/>
                           <pic:cNvPicPr/>
                         </pic:nvPicPr>
                         <pic:blipFill>
@@ -1962,7 +1962,7 @@
                         <pic:spPr>
                           <a:xfrm>
                             <a:off x="0" y="0"/>
-                            <a:ext cx="530352" cy="149352"/>
+                            <a:ext cx="533400" cy="149352"/>
                           </a:xfrm>
                           <a:prstGeom prst="rect"/>
                         </pic:spPr>
@@ -2000,7 +2000,7 @@
             <w:r>
               <w:drawing>
                 <wp:inline xmlns:a="http://schemas.openxmlformats.org/drawingml/2006/main" xmlns:pic="http://schemas.openxmlformats.org/drawingml/2006/picture">
-                  <wp:extent cx="530352" cy="146304"/>
+                  <wp:extent cx="530352" cy="149352"/>
                   <wp:docPr id="22" name="Picture 22"/>
                   <wp:cNvGraphicFramePr>
                     <a:graphicFrameLocks noChangeAspect="1"/>
@@ -2009,7 +2009,7 @@
                     <a:graphicData uri="http://schemas.openxmlformats.org/drawingml/2006/picture">
                       <pic:pic>
                         <pic:nvPicPr>
-                          <pic:cNvPr id="0" name="aa5488d6eb13dfe6.png"/>
+                          <pic:cNvPr id="0" name="477b0b7a41b22dbc.png"/>
                           <pic:cNvPicPr/>
                         </pic:nvPicPr>
                         <pic:blipFill>
@@ -2021,7 +2021,7 @@
                         <pic:spPr>
                           <a:xfrm>
                             <a:off x="0" y="0"/>
-                            <a:ext cx="530352" cy="146304"/>
+                            <a:ext cx="530352" cy="149352"/>
                           </a:xfrm>
                           <a:prstGeom prst="rect"/>
                         </pic:spPr>
@@ -2118,7 +2118,7 @@
             <w:r>
               <w:drawing>
                 <wp:inline xmlns:a="http://schemas.openxmlformats.org/drawingml/2006/main" xmlns:pic="http://schemas.openxmlformats.org/drawingml/2006/picture">
-                  <wp:extent cx="533400" cy="149352"/>
+                  <wp:extent cx="530352" cy="146304"/>
                   <wp:docPr id="24" name="Picture 24"/>
                   <wp:cNvGraphicFramePr>
                     <a:graphicFrameLocks noChangeAspect="1"/>
@@ -2127,7 +2127,7 @@
                     <a:graphicData uri="http://schemas.openxmlformats.org/drawingml/2006/picture">
                       <pic:pic>
                         <pic:nvPicPr>
-                          <pic:cNvPr id="0" name="8bc3b5e4a9c7a38f.png"/>
+                          <pic:cNvPr id="0" name="aa5488d6eb13dfe6.png"/>
                           <pic:cNvPicPr/>
                         </pic:nvPicPr>
                         <pic:blipFill>
@@ -2139,7 +2139,7 @@
                         <pic:spPr>
                           <a:xfrm>
                             <a:off x="0" y="0"/>
-                            <a:ext cx="533400" cy="149352"/>
+                            <a:ext cx="530352" cy="146304"/>
                           </a:xfrm>
                           <a:prstGeom prst="rect"/>
                         </pic:spPr>
@@ -2292,8 +2292,126 @@
             <w:r>
               <w:drawing>
                 <wp:inline xmlns:a="http://schemas.openxmlformats.org/drawingml/2006/main" xmlns:pic="http://schemas.openxmlformats.org/drawingml/2006/picture">
+                  <wp:extent cx="1264920" cy="170688"/>
+                  <wp:docPr id="26" name="Picture 26"/>
+                  <wp:cNvGraphicFramePr>
+                    <a:graphicFrameLocks noChangeAspect="1"/>
+                  </wp:cNvGraphicFramePr>
+                  <a:graphic>
+                    <a:graphicData uri="http://schemas.openxmlformats.org/drawingml/2006/picture">
+                      <pic:pic>
+                        <pic:nvPicPr>
+                          <pic:cNvPr id="0" name="a564ac6d02b3458a.png"/>
+                          <pic:cNvPicPr/>
+                        </pic:nvPicPr>
+                        <pic:blipFill>
+                          <a:blip r:embed="rId33"/>
+                          <a:stretch>
+                            <a:fillRect/>
+                          </a:stretch>
+                        </pic:blipFill>
+                        <pic:spPr>
+                          <a:xfrm>
+                            <a:off x="0" y="0"/>
+                            <a:ext cx="1264920" cy="170688"/>
+                          </a:xfrm>
+                          <a:prstGeom prst="rect"/>
+                        </pic:spPr>
+                      </pic:pic>
+                    </a:graphicData>
+                  </a:graphic>
+                </wp:inline>
+              </w:drawing>
+            </w:r>
+          </w:p>
+          <w:p>
+            <w:pPr>
+              <w:spacing w:before="40" w:after="40"/>
+              <w:ind w:left="1300" w:hanging="380"/>
+            </w:pPr>
+            <w:r>
+              <w:rPr>
+                <w:rFonts w:ascii="FreeSerif" w:hAnsi="FreeSerif" w:eastAsia="FreeSerif"/>
+                <w:b w:val="0"/>
+                <w:i w:val="0"/>
+                <w:color w:val="1A1A1A"/>
+                <w:sz w:val="22"/>
+              </w:rPr>
+              <w:t xml:space="preserve">□   </w:t>
+            </w:r>
+            <w:r>
+              <w:rPr>
+                <w:b w:val="0"/>
+                <w:i w:val="0"/>
+                <w:color w:val="1A1A1A"/>
+                <w:sz w:val="22"/>
+              </w:rPr>
+              <w:t xml:space="preserve">B.  </w:t>
+            </w:r>
+            <w:r>
+              <w:drawing>
+                <wp:inline xmlns:a="http://schemas.openxmlformats.org/drawingml/2006/main" xmlns:pic="http://schemas.openxmlformats.org/drawingml/2006/picture">
+                  <wp:extent cx="371856" cy="256032"/>
+                  <wp:docPr id="27" name="Picture 27"/>
+                  <wp:cNvGraphicFramePr>
+                    <a:graphicFrameLocks noChangeAspect="1"/>
+                  </wp:cNvGraphicFramePr>
+                  <a:graphic>
+                    <a:graphicData uri="http://schemas.openxmlformats.org/drawingml/2006/picture">
+                      <pic:pic>
+                        <pic:nvPicPr>
+                          <pic:cNvPr id="0" name="1f1a5e6aa66b488a.png"/>
+                          <pic:cNvPicPr/>
+                        </pic:nvPicPr>
+                        <pic:blipFill>
+                          <a:blip r:embed="rId34"/>
+                          <a:stretch>
+                            <a:fillRect/>
+                          </a:stretch>
+                        </pic:blipFill>
+                        <pic:spPr>
+                          <a:xfrm>
+                            <a:off x="0" y="0"/>
+                            <a:ext cx="371856" cy="256032"/>
+                          </a:xfrm>
+                          <a:prstGeom prst="rect"/>
+                        </pic:spPr>
+                      </pic:pic>
+                    </a:graphicData>
+                  </a:graphic>
+                </wp:inline>
+              </w:drawing>
+            </w:r>
+          </w:p>
+          <w:p>
+            <w:pPr>
+              <w:spacing w:before="40" w:after="40"/>
+              <w:ind w:left="1300" w:hanging="380"/>
+            </w:pPr>
+            <w:r>
+              <w:rPr>
+                <w:rFonts w:ascii="FreeSerif" w:hAnsi="FreeSerif" w:eastAsia="FreeSerif"/>
+                <w:b w:val="0"/>
+                <w:i w:val="0"/>
+                <w:color w:val="1A1A1A"/>
+                <w:sz w:val="22"/>
+              </w:rPr>
+              <w:t xml:space="preserve">□   </w:t>
+            </w:r>
+            <w:r>
+              <w:rPr>
+                <w:b w:val="0"/>
+                <w:i w:val="0"/>
+                <w:color w:val="1A1A1A"/>
+                <w:sz w:val="22"/>
+              </w:rPr>
+              <w:t xml:space="preserve">C.  </w:t>
+            </w:r>
+            <w:r>
+              <w:drawing>
+                <wp:inline xmlns:a="http://schemas.openxmlformats.org/drawingml/2006/main" xmlns:pic="http://schemas.openxmlformats.org/drawingml/2006/picture">
                   <wp:extent cx="1143000" cy="170688"/>
-                  <wp:docPr id="26" name="Picture 26"/>
+                  <wp:docPr id="28" name="Picture 28"/>
                   <wp:cNvGraphicFramePr>
                     <a:graphicFrameLocks noChangeAspect="1"/>
                   </wp:cNvGraphicFramePr>
@@ -2305,7 +2423,7 @@
                           <pic:cNvPicPr/>
                         </pic:nvPicPr>
                         <pic:blipFill>
-                          <a:blip r:embed="rId33"/>
+                          <a:blip r:embed="rId35"/>
                           <a:stretch>
                             <a:fillRect/>
                           </a:stretch>
@@ -2346,13 +2464,13 @@
                 <w:color w:val="1A1A1A"/>
                 <w:sz w:val="22"/>
               </w:rPr>
-              <w:t xml:space="preserve">B.  </w:t>
+              <w:t xml:space="preserve">D.  </w:t>
             </w:r>
             <w:r>
               <w:drawing>
                 <wp:inline xmlns:a="http://schemas.openxmlformats.org/drawingml/2006/main" xmlns:pic="http://schemas.openxmlformats.org/drawingml/2006/picture">
                   <wp:extent cx="460247" cy="256032"/>
-                  <wp:docPr id="27" name="Picture 27"/>
+                  <wp:docPr id="29" name="Picture 29"/>
                   <wp:cNvGraphicFramePr>
                     <a:graphicFrameLocks noChangeAspect="1"/>
                   </wp:cNvGraphicFramePr>
@@ -2360,11 +2478,11 @@
                     <a:graphicData uri="http://schemas.openxmlformats.org/drawingml/2006/picture">
                       <pic:pic>
                         <pic:nvPicPr>
-                          <pic:cNvPr id="0" name="52a3e0af70f2b038.png"/>
+                          <pic:cNvPr id="0" name="f176838c114b6054.png"/>
                           <pic:cNvPicPr/>
                         </pic:nvPicPr>
                         <pic:blipFill>
-                          <a:blip r:embed="rId34"/>
+                          <a:blip r:embed="rId36"/>
                           <a:stretch>
                             <a:fillRect/>
                           </a:stretch>
@@ -2405,130 +2523,12 @@
                 <w:color w:val="1A1A1A"/>
                 <w:sz w:val="22"/>
               </w:rPr>
-              <w:t xml:space="preserve">C.  </w:t>
-            </w:r>
-            <w:r>
-              <w:drawing>
-                <wp:inline xmlns:a="http://schemas.openxmlformats.org/drawingml/2006/main" xmlns:pic="http://schemas.openxmlformats.org/drawingml/2006/picture">
-                  <wp:extent cx="1264920" cy="170688"/>
-                  <wp:docPr id="28" name="Picture 28"/>
-                  <wp:cNvGraphicFramePr>
-                    <a:graphicFrameLocks noChangeAspect="1"/>
-                  </wp:cNvGraphicFramePr>
-                  <a:graphic>
-                    <a:graphicData uri="http://schemas.openxmlformats.org/drawingml/2006/picture">
-                      <pic:pic>
-                        <pic:nvPicPr>
-                          <pic:cNvPr id="0" name="a564ac6d02b3458a.png"/>
-                          <pic:cNvPicPr/>
-                        </pic:nvPicPr>
-                        <pic:blipFill>
-                          <a:blip r:embed="rId35"/>
-                          <a:stretch>
-                            <a:fillRect/>
-                          </a:stretch>
-                        </pic:blipFill>
-                        <pic:spPr>
-                          <a:xfrm>
-                            <a:off x="0" y="0"/>
-                            <a:ext cx="1264920" cy="170688"/>
-                          </a:xfrm>
-                          <a:prstGeom prst="rect"/>
-                        </pic:spPr>
-                      </pic:pic>
-                    </a:graphicData>
-                  </a:graphic>
-                </wp:inline>
-              </w:drawing>
-            </w:r>
-          </w:p>
-          <w:p>
-            <w:pPr>
-              <w:spacing w:before="40" w:after="40"/>
-              <w:ind w:left="1300" w:hanging="380"/>
-            </w:pPr>
-            <w:r>
-              <w:rPr>
-                <w:rFonts w:ascii="FreeSerif" w:hAnsi="FreeSerif" w:eastAsia="FreeSerif"/>
-                <w:b w:val="0"/>
-                <w:i w:val="0"/>
-                <w:color w:val="1A1A1A"/>
-                <w:sz w:val="22"/>
-              </w:rPr>
-              <w:t xml:space="preserve">□   </w:t>
-            </w:r>
-            <w:r>
-              <w:rPr>
-                <w:b w:val="0"/>
-                <w:i w:val="0"/>
-                <w:color w:val="1A1A1A"/>
-                <w:sz w:val="22"/>
-              </w:rPr>
-              <w:t xml:space="preserve">D.  </w:t>
-            </w:r>
-            <w:r>
-              <w:drawing>
-                <wp:inline xmlns:a="http://schemas.openxmlformats.org/drawingml/2006/main" xmlns:pic="http://schemas.openxmlformats.org/drawingml/2006/picture">
-                  <wp:extent cx="371856" cy="256032"/>
-                  <wp:docPr id="29" name="Picture 29"/>
-                  <wp:cNvGraphicFramePr>
-                    <a:graphicFrameLocks noChangeAspect="1"/>
-                  </wp:cNvGraphicFramePr>
-                  <a:graphic>
-                    <a:graphicData uri="http://schemas.openxmlformats.org/drawingml/2006/picture">
-                      <pic:pic>
-                        <pic:nvPicPr>
-                          <pic:cNvPr id="0" name="1f1a5e6aa66b488a.png"/>
-                          <pic:cNvPicPr/>
-                        </pic:nvPicPr>
-                        <pic:blipFill>
-                          <a:blip r:embed="rId36"/>
-                          <a:stretch>
-                            <a:fillRect/>
-                          </a:stretch>
-                        </pic:blipFill>
-                        <pic:spPr>
-                          <a:xfrm>
-                            <a:off x="0" y="0"/>
-                            <a:ext cx="371856" cy="256032"/>
-                          </a:xfrm>
-                          <a:prstGeom prst="rect"/>
-                        </pic:spPr>
-                      </pic:pic>
-                    </a:graphicData>
-                  </a:graphic>
-                </wp:inline>
-              </w:drawing>
-            </w:r>
-          </w:p>
-          <w:p>
-            <w:pPr>
-              <w:spacing w:before="40" w:after="40"/>
-              <w:ind w:left="1300" w:hanging="380"/>
-            </w:pPr>
-            <w:r>
-              <w:rPr>
-                <w:rFonts w:ascii="FreeSerif" w:hAnsi="FreeSerif" w:eastAsia="FreeSerif"/>
-                <w:b w:val="0"/>
-                <w:i w:val="0"/>
-                <w:color w:val="1A1A1A"/>
-                <w:sz w:val="22"/>
-              </w:rPr>
-              <w:t xml:space="preserve">□   </w:t>
-            </w:r>
-            <w:r>
-              <w:rPr>
-                <w:b w:val="0"/>
-                <w:i w:val="0"/>
-                <w:color w:val="1A1A1A"/>
-                <w:sz w:val="22"/>
-              </w:rPr>
               <w:t xml:space="preserve">E.  </w:t>
             </w:r>
             <w:r>
               <w:drawing>
                 <wp:inline xmlns:a="http://schemas.openxmlformats.org/drawingml/2006/main" xmlns:pic="http://schemas.openxmlformats.org/drawingml/2006/picture">
-                  <wp:extent cx="460247" cy="256032"/>
+                  <wp:extent cx="1200912" cy="170688"/>
                   <wp:docPr id="30" name="Picture 30"/>
                   <wp:cNvGraphicFramePr>
                     <a:graphicFrameLocks noChangeAspect="1"/>
@@ -2537,7 +2537,7 @@
                     <a:graphicData uri="http://schemas.openxmlformats.org/drawingml/2006/picture">
                       <pic:pic>
                         <pic:nvPicPr>
-                          <pic:cNvPr id="0" name="f176838c114b6054.png"/>
+                          <pic:cNvPr id="0" name="1247033d3766885a.png"/>
                           <pic:cNvPicPr/>
                         </pic:nvPicPr>
                         <pic:blipFill>
@@ -2549,7 +2549,7 @@
                         <pic:spPr>
                           <a:xfrm>
                             <a:off x="0" y="0"/>
-                            <a:ext cx="460247" cy="256032"/>
+                            <a:ext cx="1200912" cy="170688"/>
                           </a:xfrm>
                           <a:prstGeom prst="rect"/>
                         </pic:spPr>
@@ -2587,7 +2587,7 @@
             <w:r>
               <w:drawing>
                 <wp:inline xmlns:a="http://schemas.openxmlformats.org/drawingml/2006/main" xmlns:pic="http://schemas.openxmlformats.org/drawingml/2006/picture">
-                  <wp:extent cx="1200912" cy="170688"/>
+                  <wp:extent cx="460247" cy="256032"/>
                   <wp:docPr id="31" name="Picture 31"/>
                   <wp:cNvGraphicFramePr>
                     <a:graphicFrameLocks noChangeAspect="1"/>
@@ -2596,7 +2596,7 @@
                     <a:graphicData uri="http://schemas.openxmlformats.org/drawingml/2006/picture">
                       <pic:pic>
                         <pic:nvPicPr>
-                          <pic:cNvPr id="0" name="1247033d3766885a.png"/>
+                          <pic:cNvPr id="0" name="52a3e0af70f2b038.png"/>
                           <pic:cNvPicPr/>
                         </pic:nvPicPr>
                         <pic:blipFill>
@@ -2608,7 +2608,7 @@
                         <pic:spPr>
                           <a:xfrm>
                             <a:off x="0" y="0"/>
-                            <a:ext cx="1200912" cy="170688"/>
+                            <a:ext cx="460247" cy="256032"/>
                           </a:xfrm>
                           <a:prstGeom prst="rect"/>
                         </pic:spPr>
